--- a/Assignments/Module-11_App_Deployment_and_Publishing/3_module-11/publish a Flutter app on Google Play Store.docx
+++ b/Assignments/Module-11_App_Deployment_and_Publishing/3_module-11/publish a Flutter app on Google Play Store.docx
@@ -66,6 +66,28 @@
           <w:lang w:eastAsia="en-IN" w:bidi="gu-IN"/>
         </w:rPr>
         <w:t>1. Prepare Your App for Release</w:t>
+      </w:r>
+      <w:r>
+        <w:rPr>
+          <w:rFonts w:ascii="Times New Roman" w:eastAsia="Times New Roman" w:hAnsi="Times New Roman" w:cs="Times New Roman"/>
+          <w:b/>
+          <w:bCs/>
+          <w:sz w:val="27"/>
+          <w:szCs w:val="27"/>
+          <w:lang w:eastAsia="en-IN" w:bidi="gu-IN"/>
+        </w:rPr>
+        <w:t xml:space="preserve"> </w:t>
+      </w:r>
+      <w:r>
+        <w:rPr>
+          <w:rFonts w:ascii="Times New Roman" w:eastAsia="Times New Roman" w:hAnsi="Times New Roman" w:cs="Times New Roman"/>
+          <w:b/>
+          <w:bCs/>
+          <w:sz w:val="27"/>
+          <w:szCs w:val="27"/>
+          <w:lang w:eastAsia="en-IN" w:bidi="gu-IN"/>
+        </w:rPr>
+        <w:tab/>
       </w:r>
       <w:bookmarkStart w:id="0" w:name="_GoBack"/>
       <w:bookmarkEnd w:id="0"/>
